--- a/75204- Natalicio Culuze.docx
+++ b/75204- Natalicio Culuze.docx
@@ -718,8 +718,48 @@
         <w:spacing w:after="0"/>
         <w:rPr>
           <w:rFonts w:eastAsia="Times New Roman" w:cs="Times New Roman"/>
+        </w:rPr>
+      </w:pPr>
+      <w:proofErr w:type="spellStart"/>
+      <w:r>
+        <w:rPr>
+          <w:rFonts w:eastAsia="Times New Roman" w:cs="Times New Roman"/>
+          <w:i/>
+          <w:iCs/>
+        </w:rPr>
+        <w:t>Github</w:t>
+      </w:r>
+      <w:proofErr w:type="spellEnd"/>
+      <w:r>
+        <w:rPr>
+          <w:rFonts w:eastAsia="Times New Roman" w:cs="Times New Roman"/>
+          <w:i/>
+          <w:iCs/>
+        </w:rPr>
+        <w:t xml:space="preserve"> link</w:t>
+      </w:r>
+      <w:r>
+        <w:rPr>
+          <w:rFonts w:eastAsia="Times New Roman" w:cs="Times New Roman"/>
+        </w:rPr>
+        <w:t xml:space="preserve">: </w:t>
+      </w:r>
+      <w:r>
+        <w:rPr>
+          <w:rFonts w:eastAsia="Times New Roman" w:cs="Times New Roman"/>
+        </w:rPr>
+        <w:t>https://github.com/NCuluze/IntegracaoSistemas2025/tree/master</w:t>
+      </w:r>
+    </w:p>
+    <w:p>
+      <w:pPr>
+        <w:widowControl w:val="0"/>
+        <w:autoSpaceDE w:val="0"/>
+        <w:autoSpaceDN w:val="0"/>
+        <w:spacing w:after="0"/>
+        <w:rPr>
+          <w:rFonts w:eastAsia="Times New Roman" w:cs="Times New Roman"/>
           <w:sz w:val="26"/>
-          <w:lang w:val="pt-PT"/>
         </w:rPr>
       </w:pPr>
     </w:p>
@@ -732,7 +772,6 @@
         <w:rPr>
           <w:rFonts w:eastAsia="Times New Roman" w:cs="Times New Roman"/>
           <w:sz w:val="26"/>
-          <w:lang w:val="pt-PT"/>
         </w:rPr>
       </w:pPr>
     </w:p>
@@ -745,7 +784,6 @@
         <w:rPr>
           <w:rFonts w:eastAsia="Times New Roman" w:cs="Times New Roman"/>
           <w:sz w:val="26"/>
-          <w:lang w:val="pt-PT"/>
         </w:rPr>
       </w:pPr>
     </w:p>
@@ -758,7 +796,6 @@
         <w:rPr>
           <w:rFonts w:eastAsia="Times New Roman" w:cs="Times New Roman"/>
           <w:sz w:val="26"/>
-          <w:lang w:val="pt-PT"/>
         </w:rPr>
       </w:pPr>
     </w:p>
@@ -771,7 +808,6 @@
         <w:rPr>
           <w:rFonts w:eastAsia="Times New Roman" w:cs="Times New Roman"/>
           <w:sz w:val="26"/>
-          <w:lang w:val="pt-PT"/>
         </w:rPr>
       </w:pPr>
     </w:p>
